--- a/documentation/word/Relay-Studio-UML-Guide.docx
+++ b/documentation/word/Relay-Studio-UML-Guide.docx
@@ -53,7 +53,7 @@
         <w:rPr>
           <w:color w:val="5F6B7A"/>
         </w:rPr>
-        <w:t>Version 1.0 | Sprint 15 | July 2026</w:t>
+        <w:t>Version 1.1 | Sprint 16 | July 2026</w:t>
       </w:r>
     </w:p>
     <w:p>

--- a/documentation/word/Relay-Studio-UML-Guide.docx
+++ b/documentation/word/Relay-Studio-UML-Guide.docx
@@ -53,7 +53,7 @@
         <w:rPr>
           <w:color w:val="5F6B7A"/>
         </w:rPr>
-        <w:t>Version 1.1 | Sprint 16 | July 2026</w:t>
+        <w:t>Version 1.2 | Sprint 17 | July 2026</w:t>
       </w:r>
     </w:p>
     <w:p>

--- a/documentation/word/Relay-Studio-UML-Guide.docx
+++ b/documentation/word/Relay-Studio-UML-Guide.docx
@@ -53,7 +53,7 @@
         <w:rPr>
           <w:color w:val="5F6B7A"/>
         </w:rPr>
-        <w:t>Version 1.2 | Sprint 17 | July 2026</w:t>
+        <w:t>Version 1.9 | Sprint 19 | July 2026</w:t>
       </w:r>
     </w:p>
     <w:p>
